--- a/Hoc_caohoc/He_thong_thong_minh/Tìm hiểu_vê_baocao.docx
+++ b/Hoc_caohoc/He_thong_thong_minh/Tìm hiểu_vê_baocao.docx
@@ -19,6 +19,9 @@
     </w:p>
     <w:p>
       <w:r>
+        <w:rPr>
+          <w:noProof/>
+        </w:rPr>
         <w:drawing>
           <wp:inline distT="0" distB="0" distL="0" distR="0" wp14:anchorId="329734AD" wp14:editId="59A18051">
             <wp:extent cx="5943600" cy="1076325"/>
@@ -181,6 +184,9 @@
     </w:p>
     <w:p>
       <w:r>
+        <w:rPr>
+          <w:noProof/>
+        </w:rPr>
         <w:drawing>
           <wp:inline distT="0" distB="0" distL="0" distR="0" wp14:anchorId="591D44DF" wp14:editId="07947022">
             <wp:extent cx="5943600" cy="1763395"/>
@@ -235,6 +241,86 @@
         <w:t>. Công thức tổng quát cho tỷ lệ chi phí là 1/N + 1/k² (N = số channel output, k = kích thước filter). Với k = 3, chi phí giảm khoảng 8–9 lần.</w:t>
       </w:r>
     </w:p>
+    <w:p/>
+    <w:p>
+      <w:r>
+        <w:drawing>
+          <wp:inline distT="0" distB="0" distL="0" distR="0" wp14:anchorId="3C2DE1A8" wp14:editId="0964CFDC">
+            <wp:extent cx="5943600" cy="3660140"/>
+            <wp:effectExtent l="0" t="0" r="0" b="0"/>
+            <wp:docPr id="1865621002" name="Picture 1"/>
+            <wp:cNvGraphicFramePr>
+              <a:graphicFrameLocks xmlns:a="http://schemas.openxmlformats.org/drawingml/2006/main" noChangeAspect="1"/>
+            </wp:cNvGraphicFramePr>
+            <a:graphic xmlns:a="http://schemas.openxmlformats.org/drawingml/2006/main">
+              <a:graphicData uri="http://schemas.openxmlformats.org/drawingml/2006/picture">
+                <pic:pic xmlns:pic="http://schemas.openxmlformats.org/drawingml/2006/picture">
+                  <pic:nvPicPr>
+                    <pic:cNvPr id="1865621002" name=""/>
+                    <pic:cNvPicPr/>
+                  </pic:nvPicPr>
+                  <pic:blipFill>
+                    <a:blip r:embed="rId7"/>
+                    <a:stretch>
+                      <a:fillRect/>
+                    </a:stretch>
+                  </pic:blipFill>
+                  <pic:spPr>
+                    <a:xfrm>
+                      <a:off x="0" y="0"/>
+                      <a:ext cx="5943600" cy="3660140"/>
+                    </a:xfrm>
+                    <a:prstGeom prst="rect">
+                      <a:avLst/>
+                    </a:prstGeom>
+                  </pic:spPr>
+                </pic:pic>
+              </a:graphicData>
+            </a:graphic>
+          </wp:inline>
+        </w:drawing>
+      </w:r>
+    </w:p>
+    <w:p>
+      <w:r>
+        <w:drawing>
+          <wp:inline distT="0" distB="0" distL="0" distR="0" wp14:anchorId="52E217DD" wp14:editId="10763241">
+            <wp:extent cx="5943600" cy="1805305"/>
+            <wp:effectExtent l="0" t="0" r="0" b="4445"/>
+            <wp:docPr id="659749588" name="Picture 1"/>
+            <wp:cNvGraphicFramePr>
+              <a:graphicFrameLocks xmlns:a="http://schemas.openxmlformats.org/drawingml/2006/main" noChangeAspect="1"/>
+            </wp:cNvGraphicFramePr>
+            <a:graphic xmlns:a="http://schemas.openxmlformats.org/drawingml/2006/main">
+              <a:graphicData uri="http://schemas.openxmlformats.org/drawingml/2006/picture">
+                <pic:pic xmlns:pic="http://schemas.openxmlformats.org/drawingml/2006/picture">
+                  <pic:nvPicPr>
+                    <pic:cNvPr id="659749588" name=""/>
+                    <pic:cNvPicPr/>
+                  </pic:nvPicPr>
+                  <pic:blipFill>
+                    <a:blip r:embed="rId8"/>
+                    <a:stretch>
+                      <a:fillRect/>
+                    </a:stretch>
+                  </pic:blipFill>
+                  <pic:spPr>
+                    <a:xfrm>
+                      <a:off x="0" y="0"/>
+                      <a:ext cx="5943600" cy="1805305"/>
+                    </a:xfrm>
+                    <a:prstGeom prst="rect">
+                      <a:avLst/>
+                    </a:prstGeom>
+                  </pic:spPr>
+                </pic:pic>
+              </a:graphicData>
+            </a:graphic>
+          </wp:inline>
+        </w:drawing>
+      </w:r>
+    </w:p>
+    <w:p/>
     <w:sectPr>
       <w:pgSz w:w="12240" w:h="15840"/>
       <w:pgMar w:top="1440" w:right="1440" w:bottom="1440" w:left="1440" w:header="720" w:footer="720" w:gutter="0"/>
@@ -1005,6 +1091,7 @@
   <w:style w:type="character" w:default="1" w:styleId="DefaultParagraphFont">
     <w:name w:val="Default Paragraph Font"/>
     <w:uiPriority w:val="1"/>
+    <w:semiHidden/>
     <w:unhideWhenUsed/>
   </w:style>
   <w:style w:type="table" w:default="1" w:styleId="TableNormal">
